--- a/submissao_pdj/Checklist_Submissao_PDJ.docx
+++ b/submissao_pdj/Checklist_Submissao_PDJ.docx
@@ -38,7 +38,7 @@
           <w:color w:val="555555"/>
           <w:sz w:val="20"/>
         </w:rPr>
-        <w:t>Candidato: Gabriel Bezerra Motta Câmara   |   Supervisor: [preencher]</w:t>
+        <w:t>Candidato: Gabriel Bezerra Motta Câmara   |   Supervisor: Marcelo Henrique Santos Paiva</w:t>
       </w:r>
     </w:p>
     <w:p>
@@ -92,7 +92,7 @@
           <w:color w:val="1F3964"/>
           <w:sz w:val="26"/>
         </w:rPr>
-        <w:t>1. Documentos do Supervisor (Túlio)</w:t>
+        <w:t>1. Documentos do Supervisor (Marcelo Henrique Santos Paiva)</w:t>
       </w:r>
     </w:p>
     <w:p>
@@ -136,13 +136,13 @@
           <w:color w:val="555555"/>
           <w:sz w:val="18"/>
         </w:rPr>
-        <w:t xml:space="preserve">[SUP] </w:t>
+        <w:t xml:space="preserve">[PRONTO] </w:t>
       </w:r>
       <w:r>
         <w:rPr>
           <w:sz w:val="21"/>
         </w:rPr>
-        <w:t>Projeto de pesquisa do orientador (item 4.4.b) — esqueleto pronto: Projeto_Orientador_ESQUELETO.docx → preencher</w:t>
+        <w:t>Projeto de pesquisa do orientador (item 4.4.b) — versão preenchida pronta: Projeto_Orientador_PDJ.docx (revisar/ajustar com o Marcelo; infraestrutura em aberto)</w:t>
       </w:r>
     </w:p>
     <w:p>
@@ -478,7 +478,7 @@
           <w:color w:val="555555"/>
           <w:sz w:val="18"/>
         </w:rPr>
-        <w:t>Observação: o subprojeto JEPA-Spillover usa apenas dados públicos (sem material biológico novo, sem pacientes) → em princípio não exige essas autorizações. Confirmar com o Túlio conforme o escopo do projeto maior.</w:t>
+        <w:t>Observação: o subprojeto JEPA-Spillover usa apenas dados públicos (sem material biológico novo, sem pacientes) → em princípio não exige essas autorizações. Confirmar com o Marcelo conforme o escopo do projeto maior.</w:t>
       </w:r>
     </w:p>
     <w:p>
